--- a/Sistemas-Digitais/20250015878_Murilo_de_Brito_20250017550_Rhuan_Paiva/documentos/RELATÓRIO FINAL - JOGO GENIUS.docx
+++ b/Sistemas-Digitais/20250015878_Murilo_de_Brito_20250017550_Rhuan_Paiva/documentos/RELATÓRIO FINAL - JOGO GENIUS.docx
@@ -2,7 +2,729 @@
 <file path=word/document.xml><?xml version="1.0" encoding="utf-8"?>
 <w:document xmlns:wpc="http://schemas.microsoft.com/office/word/2010/wordprocessingCanvas" xmlns:cx="http://schemas.microsoft.com/office/drawing/2014/chartex" xmlns:cx1="http://schemas.microsoft.com/office/drawing/2015/9/8/chartex" xmlns:cx2="http://schemas.microsoft.com/office/drawing/2015/10/21/chartex" xmlns:cx3="http://schemas.microsoft.com/office/drawing/2016/5/9/chartex" xmlns:cx4="http://schemas.microsoft.com/office/drawing/2016/5/10/chartex" xmlns:cx5="http://schemas.microsoft.com/office/drawing/2016/5/11/chartex" xmlns:cx6="http://schemas.microsoft.com/office/drawing/2016/5/12/chartex" xmlns:cx7="http://schemas.microsoft.com/office/drawing/2016/5/13/chartex" xmlns:cx8="http://schemas.microsoft.com/office/drawing/2016/5/14/chartex" xmlns:mc="http://schemas.openxmlformats.org/markup-compatibility/2006" xmlns:aink="http://schemas.microsoft.com/office/drawing/2016/ink" xmlns:am3d="http://schemas.microsoft.com/office/drawing/2017/model3d" xmlns:o="urn:schemas-microsoft-com:office:office" xmlns:oel="http://schemas.microsoft.com/office/2019/extlst" xmlns:r="http://schemas.openxmlformats.org/officeDocument/2006/relationships" xmlns:m="http://schemas.openxmlformats.org/officeDocument/2006/math" xmlns:v="urn:schemas-microsoft-com:vml" xmlns:wp14="http://schemas.microsoft.com/office/word/2010/wordprocessingDrawing" xmlns:wp="http://schemas.openxmlformats.org/drawingml/2006/wordprocessingDrawing" xmlns:w10="urn:schemas-microsoft-com:office:word" xmlns:w="http://schemas.openxmlformats.org/wordprocessingml/2006/main" xmlns:w14="http://schemas.microsoft.com/office/word/2010/wordml" xmlns:w15="http://schemas.microsoft.com/office/word/2012/wordml" xmlns:w16cex="http://schemas.microsoft.com/office/word/2018/wordml/cex" xmlns:w16cid="http://schemas.microsoft.com/office/word/2016/wordml/cid" xmlns:w16="http://schemas.microsoft.com/office/word/2018/wordml" xmlns:w16du="http://schemas.microsoft.com/office/word/2023/wordml/word16du" xmlns:w16sdtdh="http://schemas.microsoft.com/office/word/2020/wordml/sdtdatahash" xmlns:w16sdtfl="http://schemas.microsoft.com/office/word/2024/wordml/sdtformatlock" xmlns:w16se="http://schemas.microsoft.com/office/word/2015/wordml/symex" xmlns:wpg="http://schemas.microsoft.com/office/word/2010/wordprocessingGroup" xmlns:wpi="http://schemas.microsoft.com/office/word/2010/wordprocessingInk" xmlns:wne="http://schemas.microsoft.com/office/word/2006/wordml" xmlns:wps="http://schemas.microsoft.com/office/word/2010/wordprocessingShape" mc:Ignorable="w14 w15 w16se w16cid w16 w16cex w16sdtdh w16sdtfl w16du wp14">
   <w:body>
-    <w:p/>
+    <w:p>
+      <w:pPr>
+        <w:jc w:val="right"/>
+        <w:rPr>
+          <w:rFonts w:ascii="Arial" w:hAnsi="Arial" w:cs="Arial"/>
+        </w:rPr>
+      </w:pPr>
+      <w:r>
+        <w:rPr>
+          <w:rFonts w:ascii="Arial" w:hAnsi="Arial" w:cs="Arial"/>
+        </w:rPr>
+        <w:t>Curso: Ciências da Computação</w:t>
+      </w:r>
+    </w:p>
+    <w:p>
+      <w:pPr>
+        <w:jc w:val="right"/>
+        <w:rPr>
+          <w:rFonts w:ascii="Arial" w:hAnsi="Arial" w:cs="Arial"/>
+        </w:rPr>
+      </w:pPr>
+      <w:r>
+        <w:rPr>
+          <w:rFonts w:ascii="Arial" w:hAnsi="Arial" w:cs="Arial"/>
+        </w:rPr>
+        <w:t>Disciplina: Sistemas Digitais</w:t>
+      </w:r>
+    </w:p>
+    <w:p>
+      <w:pPr>
+        <w:jc w:val="right"/>
+        <w:rPr>
+          <w:rFonts w:ascii="Arial" w:hAnsi="Arial" w:cs="Arial"/>
+        </w:rPr>
+      </w:pPr>
+      <w:r>
+        <w:rPr>
+          <w:rFonts w:ascii="Arial" w:hAnsi="Arial" w:cs="Arial"/>
+          <w:noProof/>
+          <w:bdr w:val="none" w:sz="0" w:space="0" w:color="auto" w:frame="1"/>
+        </w:rPr>
+        <w:drawing>
+          <wp:anchor distT="0" distB="0" distL="114300" distR="114300" simplePos="0" relativeHeight="251658240" behindDoc="0" locked="0" layoutInCell="1" allowOverlap="1" wp14:anchorId="212C1F44" wp14:editId="41A4CFEC">
+            <wp:simplePos x="0" y="0"/>
+            <wp:positionH relativeFrom="column">
+              <wp:posOffset>-3810</wp:posOffset>
+            </wp:positionH>
+            <wp:positionV relativeFrom="paragraph">
+              <wp:posOffset>-638810</wp:posOffset>
+            </wp:positionV>
+            <wp:extent cx="1047115" cy="1417955"/>
+            <wp:effectExtent l="0" t="0" r="635" b="0"/>
+            <wp:wrapNone/>
+            <wp:docPr id="366458880" name="Imagem 1"/>
+            <wp:cNvGraphicFramePr>
+              <a:graphicFrameLocks xmlns:a="http://schemas.openxmlformats.org/drawingml/2006/main" noChangeAspect="1"/>
+            </wp:cNvGraphicFramePr>
+            <a:graphic xmlns:a="http://schemas.openxmlformats.org/drawingml/2006/main">
+              <a:graphicData uri="http://schemas.openxmlformats.org/drawingml/2006/picture">
+                <pic:pic xmlns:pic="http://schemas.openxmlformats.org/drawingml/2006/picture">
+                  <pic:nvPicPr>
+                    <pic:cNvPr id="0" name="Picture 1"/>
+                    <pic:cNvPicPr>
+                      <a:picLocks noChangeAspect="1" noChangeArrowheads="1"/>
+                    </pic:cNvPicPr>
+                  </pic:nvPicPr>
+                  <pic:blipFill>
+                    <a:blip r:embed="rId4" cstate="print">
+                      <a:extLst>
+                        <a:ext uri="{28A0092B-C50C-407E-A947-70E740481C1C}">
+                          <a14:useLocalDpi xmlns:a14="http://schemas.microsoft.com/office/drawing/2010/main" val="0"/>
+                        </a:ext>
+                      </a:extLst>
+                    </a:blip>
+                    <a:srcRect/>
+                    <a:stretch>
+                      <a:fillRect/>
+                    </a:stretch>
+                  </pic:blipFill>
+                  <pic:spPr bwMode="auto">
+                    <a:xfrm>
+                      <a:off x="0" y="0"/>
+                      <a:ext cx="1047115" cy="1417955"/>
+                    </a:xfrm>
+                    <a:prstGeom prst="rect">
+                      <a:avLst/>
+                    </a:prstGeom>
+                    <a:noFill/>
+                    <a:ln>
+                      <a:noFill/>
+                    </a:ln>
+                  </pic:spPr>
+                </pic:pic>
+              </a:graphicData>
+            </a:graphic>
+            <wp14:sizeRelH relativeFrom="margin">
+              <wp14:pctWidth>0</wp14:pctWidth>
+            </wp14:sizeRelH>
+            <wp14:sizeRelV relativeFrom="margin">
+              <wp14:pctHeight>0</wp14:pctHeight>
+            </wp14:sizeRelV>
+          </wp:anchor>
+        </w:drawing>
+      </w:r>
+      <w:r>
+        <w:rPr>
+          <w:rFonts w:ascii="Arial" w:hAnsi="Arial" w:cs="Arial"/>
+        </w:rPr>
+        <w:t xml:space="preserve">Professor: Luciano L. </w:t>
+      </w:r>
+      <w:proofErr w:type="spellStart"/>
+      <w:r>
+        <w:rPr>
+          <w:rFonts w:ascii="Arial" w:hAnsi="Arial" w:cs="Arial"/>
+        </w:rPr>
+        <w:t>Caimi</w:t>
+      </w:r>
+      <w:proofErr w:type="spellEnd"/>
+    </w:p>
+    <w:p>
+      <w:pPr>
+        <w:jc w:val="right"/>
+        <w:rPr>
+          <w:rFonts w:ascii="Arial" w:hAnsi="Arial" w:cs="Arial"/>
+        </w:rPr>
+      </w:pPr>
+    </w:p>
+    <w:p>
+      <w:pPr>
+        <w:jc w:val="right"/>
+        <w:rPr>
+          <w:rFonts w:ascii="Arial" w:hAnsi="Arial" w:cs="Arial"/>
+        </w:rPr>
+      </w:pPr>
+    </w:p>
+    <w:p>
+      <w:pPr>
+        <w:spacing w:before="85"/>
+        <w:jc w:val="center"/>
+        <w:rPr>
+          <w:rFonts w:ascii="Arial" w:hAnsi="Arial" w:cs="Arial"/>
+        </w:rPr>
+      </w:pPr>
+      <w:r>
+        <w:rPr>
+          <w:rFonts w:ascii="Arial" w:hAnsi="Arial" w:cs="Arial"/>
+        </w:rPr>
+        <w:br/>
+      </w:r>
+      <w:r>
+        <w:rPr>
+          <w:rFonts w:ascii="Arial" w:hAnsi="Arial" w:cs="Arial"/>
+        </w:rPr>
+        <w:br/>
+      </w:r>
+      <w:r>
+        <w:rPr>
+          <w:rFonts w:ascii="Arial" w:hAnsi="Arial" w:cs="Arial"/>
+        </w:rPr>
+        <w:br/>
+      </w:r>
+      <w:r>
+        <w:rPr>
+          <w:rFonts w:ascii="Arial" w:hAnsi="Arial" w:cs="Arial"/>
+        </w:rPr>
+        <w:br/>
+      </w:r>
+      <w:r>
+        <w:rPr>
+          <w:rFonts w:ascii="Arial" w:hAnsi="Arial" w:cs="Arial"/>
+        </w:rPr>
+        <w:br/>
+      </w:r>
+      <w:r>
+        <w:rPr>
+          <w:rFonts w:ascii="Arial" w:hAnsi="Arial" w:cs="Arial"/>
+        </w:rPr>
+        <w:br/>
+      </w:r>
+      <w:r>
+        <w:rPr>
+          <w:rFonts w:ascii="Arial" w:hAnsi="Arial" w:cs="Arial"/>
+        </w:rPr>
+        <w:br/>
+      </w:r>
+    </w:p>
+    <w:p>
+      <w:pPr>
+        <w:spacing w:before="85"/>
+        <w:jc w:val="center"/>
+        <w:rPr>
+          <w:rFonts w:ascii="Arial" w:hAnsi="Arial" w:cs="Arial"/>
+        </w:rPr>
+      </w:pPr>
+      <w:r>
+        <w:rPr>
+          <w:rFonts w:ascii="Arial" w:hAnsi="Arial" w:cs="Arial"/>
+          <w:b/>
+          <w:bCs/>
+        </w:rPr>
+        <w:t xml:space="preserve">RELATÓRIO </w:t>
+      </w:r>
+      <w:r>
+        <w:rPr>
+          <w:rFonts w:ascii="Arial" w:hAnsi="Arial" w:cs="Arial"/>
+          <w:b/>
+          <w:bCs/>
+        </w:rPr>
+        <w:t>FINAL</w:t>
+      </w:r>
+      <w:r>
+        <w:rPr>
+          <w:rFonts w:ascii="Arial" w:hAnsi="Arial" w:cs="Arial"/>
+          <w:b/>
+          <w:bCs/>
+        </w:rPr>
+        <w:t>: Jogo Genius (Simon Game)</w:t>
+      </w:r>
+    </w:p>
+    <w:p>
+      <w:pPr>
+        <w:spacing w:before="85"/>
+        <w:jc w:val="center"/>
+        <w:rPr>
+          <w:rFonts w:ascii="Arial" w:hAnsi="Arial" w:cs="Arial"/>
+        </w:rPr>
+      </w:pPr>
+    </w:p>
+    <w:p>
+      <w:pPr>
+        <w:spacing w:before="85"/>
+        <w:jc w:val="center"/>
+        <w:rPr>
+          <w:rFonts w:ascii="Arial" w:hAnsi="Arial" w:cs="Arial"/>
+        </w:rPr>
+      </w:pPr>
+      <w:r>
+        <w:rPr>
+          <w:rFonts w:ascii="Arial" w:hAnsi="Arial" w:cs="Arial"/>
+        </w:rPr>
+        <w:t>Rhuan Paiva</w:t>
+      </w:r>
+    </w:p>
+    <w:p>
+      <w:pPr>
+        <w:spacing w:before="85"/>
+        <w:jc w:val="center"/>
+        <w:rPr>
+          <w:rFonts w:ascii="Arial" w:hAnsi="Arial" w:cs="Arial"/>
+        </w:rPr>
+      </w:pPr>
+      <w:r>
+        <w:rPr>
+          <w:rFonts w:ascii="Arial" w:hAnsi="Arial" w:cs="Arial"/>
+        </w:rPr>
+        <w:t>Murilo de Brito</w:t>
+      </w:r>
+    </w:p>
+    <w:p>
+      <w:pPr>
+        <w:spacing w:before="85"/>
+        <w:jc w:val="center"/>
+        <w:rPr>
+          <w:rFonts w:ascii="Arial" w:hAnsi="Arial" w:cs="Arial"/>
+        </w:rPr>
+      </w:pPr>
+      <w:r>
+        <w:rPr>
+          <w:rFonts w:ascii="Arial" w:hAnsi="Arial" w:cs="Arial"/>
+        </w:rPr>
+        <w:br/>
+      </w:r>
+      <w:r>
+        <w:rPr>
+          <w:rFonts w:ascii="Arial" w:hAnsi="Arial" w:cs="Arial"/>
+        </w:rPr>
+        <w:br/>
+      </w:r>
+      <w:r>
+        <w:rPr>
+          <w:rFonts w:ascii="Arial" w:hAnsi="Arial" w:cs="Arial"/>
+        </w:rPr>
+        <w:br/>
+      </w:r>
+      <w:r>
+        <w:rPr>
+          <w:rFonts w:ascii="Arial" w:hAnsi="Arial" w:cs="Arial"/>
+        </w:rPr>
+        <w:br/>
+      </w:r>
+      <w:r>
+        <w:rPr>
+          <w:rFonts w:ascii="Arial" w:hAnsi="Arial" w:cs="Arial"/>
+        </w:rPr>
+        <w:br/>
+      </w:r>
+      <w:r>
+        <w:rPr>
+          <w:rFonts w:ascii="Arial" w:hAnsi="Arial" w:cs="Arial"/>
+        </w:rPr>
+        <w:br/>
+      </w:r>
+      <w:r>
+        <w:rPr>
+          <w:rFonts w:ascii="Arial" w:hAnsi="Arial" w:cs="Arial"/>
+        </w:rPr>
+        <w:br/>
+      </w:r>
+      <w:r>
+        <w:rPr>
+          <w:rFonts w:ascii="Arial" w:hAnsi="Arial" w:cs="Arial"/>
+        </w:rPr>
+        <w:br/>
+      </w:r>
+      <w:r>
+        <w:rPr>
+          <w:rFonts w:ascii="Arial" w:hAnsi="Arial" w:cs="Arial"/>
+        </w:rPr>
+        <w:br/>
+      </w:r>
+      <w:r>
+        <w:rPr>
+          <w:rFonts w:ascii="Arial" w:hAnsi="Arial" w:cs="Arial"/>
+        </w:rPr>
+        <w:br/>
+      </w:r>
+    </w:p>
+    <w:p>
+      <w:pPr>
+        <w:spacing w:before="85"/>
+        <w:jc w:val="center"/>
+        <w:rPr>
+          <w:rFonts w:ascii="Arial" w:hAnsi="Arial" w:cs="Arial"/>
+        </w:rPr>
+      </w:pPr>
+    </w:p>
+    <w:p>
+      <w:pPr>
+        <w:spacing w:before="85"/>
+        <w:jc w:val="center"/>
+        <w:rPr>
+          <w:rFonts w:ascii="Arial" w:hAnsi="Arial" w:cs="Arial"/>
+        </w:rPr>
+      </w:pPr>
+    </w:p>
+    <w:p>
+      <w:pPr>
+        <w:spacing w:before="85"/>
+        <w:jc w:val="center"/>
+        <w:rPr>
+          <w:rFonts w:ascii="Arial" w:hAnsi="Arial" w:cs="Arial"/>
+        </w:rPr>
+      </w:pPr>
+    </w:p>
+    <w:p>
+      <w:pPr>
+        <w:spacing w:before="85"/>
+        <w:jc w:val="center"/>
+        <w:rPr>
+          <w:rFonts w:ascii="Arial" w:hAnsi="Arial" w:cs="Arial"/>
+        </w:rPr>
+      </w:pPr>
+    </w:p>
+    <w:p>
+      <w:pPr>
+        <w:spacing w:before="85"/>
+        <w:jc w:val="center"/>
+        <w:rPr>
+          <w:rFonts w:ascii="Arial" w:hAnsi="Arial" w:cs="Arial"/>
+        </w:rPr>
+      </w:pPr>
+    </w:p>
+    <w:p>
+      <w:pPr>
+        <w:spacing w:before="85"/>
+        <w:jc w:val="center"/>
+        <w:rPr>
+          <w:rFonts w:ascii="Arial" w:hAnsi="Arial" w:cs="Arial"/>
+        </w:rPr>
+      </w:pPr>
+    </w:p>
+    <w:p>
+      <w:pPr>
+        <w:spacing w:before="85"/>
+        <w:jc w:val="center"/>
+        <w:rPr>
+          <w:rFonts w:ascii="Arial" w:hAnsi="Arial" w:cs="Arial"/>
+        </w:rPr>
+      </w:pPr>
+      <w:r>
+        <w:rPr>
+          <w:rFonts w:ascii="Arial" w:hAnsi="Arial" w:cs="Arial"/>
+        </w:rPr>
+        <w:t>Chapecó, agosto de 2025. </w:t>
+      </w:r>
+    </w:p>
+    <w:sdt>
+      <w:sdtPr>
+        <w:id w:val="988134396"/>
+        <w:docPartObj>
+          <w:docPartGallery w:val="Table of Contents"/>
+          <w:docPartUnique/>
+        </w:docPartObj>
+      </w:sdtPr>
+      <w:sdtEndPr>
+        <w:rPr>
+          <w:rFonts w:asciiTheme="minorHAnsi" w:eastAsiaTheme="minorHAnsi" w:hAnsiTheme="minorHAnsi" w:cstheme="minorBidi"/>
+          <w:b/>
+          <w:bCs/>
+          <w:color w:val="auto"/>
+          <w:kern w:val="2"/>
+          <w:sz w:val="24"/>
+          <w:szCs w:val="24"/>
+          <w:lang w:eastAsia="en-US"/>
+          <w14:ligatures w14:val="standardContextual"/>
+        </w:rPr>
+      </w:sdtEndPr>
+      <w:sdtContent>
+        <w:p>
+          <w:pPr>
+            <w:pStyle w:val="CabealhodoSumrio"/>
+          </w:pPr>
+          <w:r>
+            <w:t>Sumário</w:t>
+          </w:r>
+        </w:p>
+        <w:p>
+          <w:r>
+            <w:fldChar w:fldCharType="begin"/>
+          </w:r>
+          <w:r>
+            <w:instrText xml:space="preserve"> TOC \o "1-3" \h \z \u </w:instrText>
+          </w:r>
+          <w:r>
+            <w:fldChar w:fldCharType="separate"/>
+          </w:r>
+          <w:r>
+            <w:rPr>
+              <w:b/>
+              <w:bCs/>
+              <w:noProof/>
+            </w:rPr>
+            <w:t>Nenhuma entrada de sumário foi encontrada.</w:t>
+          </w:r>
+          <w:r>
+            <w:rPr>
+              <w:b/>
+              <w:bCs/>
+            </w:rPr>
+            <w:fldChar w:fldCharType="end"/>
+          </w:r>
+        </w:p>
+      </w:sdtContent>
+    </w:sdt>
+    <w:p>
+      <w:pPr>
+        <w:spacing w:before="85"/>
+        <w:rPr>
+          <w:rFonts w:ascii="Arial" w:hAnsi="Arial" w:cs="Arial"/>
+        </w:rPr>
+      </w:pPr>
+    </w:p>
+    <w:p>
+      <w:pPr>
+        <w:spacing w:before="85"/>
+        <w:rPr>
+          <w:rFonts w:ascii="Arial" w:hAnsi="Arial" w:cs="Arial"/>
+        </w:rPr>
+      </w:pPr>
+    </w:p>
+    <w:p>
+      <w:pPr>
+        <w:spacing w:before="85"/>
+        <w:rPr>
+          <w:rFonts w:ascii="Arial" w:hAnsi="Arial" w:cs="Arial"/>
+        </w:rPr>
+      </w:pPr>
+    </w:p>
+    <w:p>
+      <w:pPr>
+        <w:spacing w:before="85"/>
+        <w:rPr>
+          <w:rFonts w:ascii="Arial" w:hAnsi="Arial" w:cs="Arial"/>
+        </w:rPr>
+      </w:pPr>
+    </w:p>
+    <w:p>
+      <w:pPr>
+        <w:spacing w:before="85"/>
+        <w:rPr>
+          <w:rFonts w:ascii="Arial" w:hAnsi="Arial" w:cs="Arial"/>
+        </w:rPr>
+      </w:pPr>
+    </w:p>
+    <w:p>
+      <w:pPr>
+        <w:spacing w:before="85"/>
+        <w:rPr>
+          <w:rFonts w:ascii="Arial" w:hAnsi="Arial" w:cs="Arial"/>
+        </w:rPr>
+      </w:pPr>
+    </w:p>
+    <w:p>
+      <w:pPr>
+        <w:spacing w:before="85"/>
+        <w:rPr>
+          <w:rFonts w:ascii="Arial" w:hAnsi="Arial" w:cs="Arial"/>
+        </w:rPr>
+      </w:pPr>
+    </w:p>
+    <w:p>
+      <w:pPr>
+        <w:spacing w:before="85"/>
+        <w:rPr>
+          <w:rFonts w:ascii="Arial" w:hAnsi="Arial" w:cs="Arial"/>
+        </w:rPr>
+      </w:pPr>
+    </w:p>
+    <w:p>
+      <w:pPr>
+        <w:spacing w:before="85"/>
+        <w:rPr>
+          <w:rFonts w:ascii="Arial" w:hAnsi="Arial" w:cs="Arial"/>
+        </w:rPr>
+      </w:pPr>
+    </w:p>
+    <w:p>
+      <w:pPr>
+        <w:spacing w:before="85"/>
+        <w:rPr>
+          <w:rFonts w:ascii="Arial" w:hAnsi="Arial" w:cs="Arial"/>
+        </w:rPr>
+      </w:pPr>
+    </w:p>
+    <w:p>
+      <w:pPr>
+        <w:spacing w:before="85"/>
+        <w:rPr>
+          <w:rFonts w:ascii="Arial" w:hAnsi="Arial" w:cs="Arial"/>
+        </w:rPr>
+      </w:pPr>
+    </w:p>
+    <w:p>
+      <w:pPr>
+        <w:spacing w:before="85"/>
+        <w:rPr>
+          <w:rFonts w:ascii="Arial" w:hAnsi="Arial" w:cs="Arial"/>
+        </w:rPr>
+      </w:pPr>
+    </w:p>
+    <w:p>
+      <w:pPr>
+        <w:spacing w:before="85"/>
+        <w:rPr>
+          <w:rFonts w:ascii="Arial" w:hAnsi="Arial" w:cs="Arial"/>
+        </w:rPr>
+      </w:pPr>
+    </w:p>
+    <w:p>
+      <w:pPr>
+        <w:spacing w:before="85"/>
+        <w:rPr>
+          <w:rFonts w:ascii="Arial" w:hAnsi="Arial" w:cs="Arial"/>
+        </w:rPr>
+      </w:pPr>
+    </w:p>
+    <w:p>
+      <w:pPr>
+        <w:spacing w:before="85"/>
+        <w:rPr>
+          <w:rFonts w:ascii="Arial" w:hAnsi="Arial" w:cs="Arial"/>
+        </w:rPr>
+      </w:pPr>
+    </w:p>
+    <w:p>
+      <w:pPr>
+        <w:spacing w:before="85"/>
+        <w:rPr>
+          <w:rFonts w:ascii="Arial" w:hAnsi="Arial" w:cs="Arial"/>
+        </w:rPr>
+      </w:pPr>
+    </w:p>
+    <w:p>
+      <w:pPr>
+        <w:spacing w:before="85"/>
+        <w:rPr>
+          <w:rFonts w:ascii="Arial" w:hAnsi="Arial" w:cs="Arial"/>
+        </w:rPr>
+      </w:pPr>
+    </w:p>
+    <w:p>
+      <w:pPr>
+        <w:spacing w:before="85"/>
+        <w:rPr>
+          <w:rFonts w:ascii="Arial" w:hAnsi="Arial" w:cs="Arial"/>
+        </w:rPr>
+      </w:pPr>
+    </w:p>
+    <w:p>
+      <w:pPr>
+        <w:spacing w:before="85"/>
+        <w:rPr>
+          <w:rFonts w:ascii="Arial" w:hAnsi="Arial" w:cs="Arial"/>
+        </w:rPr>
+      </w:pPr>
+    </w:p>
+    <w:p>
+      <w:pPr>
+        <w:spacing w:before="85"/>
+        <w:rPr>
+          <w:rFonts w:ascii="Arial" w:hAnsi="Arial" w:cs="Arial"/>
+        </w:rPr>
+      </w:pPr>
+    </w:p>
+    <w:p>
+      <w:pPr>
+        <w:spacing w:before="85"/>
+        <w:rPr>
+          <w:rFonts w:ascii="Arial" w:hAnsi="Arial" w:cs="Arial"/>
+        </w:rPr>
+      </w:pPr>
+    </w:p>
+    <w:p>
+      <w:pPr>
+        <w:spacing w:before="85"/>
+        <w:rPr>
+          <w:rFonts w:ascii="Arial" w:hAnsi="Arial" w:cs="Arial"/>
+        </w:rPr>
+      </w:pPr>
+    </w:p>
+    <w:p>
+      <w:pPr>
+        <w:spacing w:before="85"/>
+        <w:rPr>
+          <w:rFonts w:ascii="Arial" w:hAnsi="Arial" w:cs="Arial"/>
+        </w:rPr>
+      </w:pPr>
+    </w:p>
+    <w:p>
+      <w:pPr>
+        <w:spacing w:before="85"/>
+        <w:rPr>
+          <w:rFonts w:ascii="Arial" w:hAnsi="Arial" w:cs="Arial"/>
+        </w:rPr>
+      </w:pPr>
+    </w:p>
+    <w:p>
+      <w:pPr>
+        <w:spacing w:before="85"/>
+        <w:rPr>
+          <w:rFonts w:ascii="Arial" w:hAnsi="Arial" w:cs="Arial"/>
+        </w:rPr>
+      </w:pPr>
+    </w:p>
+    <w:p>
+      <w:pPr>
+        <w:spacing w:before="85"/>
+        <w:rPr>
+          <w:rFonts w:ascii="Arial" w:hAnsi="Arial" w:cs="Arial"/>
+        </w:rPr>
+      </w:pPr>
+    </w:p>
+    <w:p>
+      <w:pPr>
+        <w:spacing w:before="85"/>
+        <w:rPr>
+          <w:rFonts w:ascii="Arial" w:hAnsi="Arial" w:cs="Arial"/>
+        </w:rPr>
+      </w:pPr>
+    </w:p>
+    <w:p>
+      <w:pPr>
+        <w:spacing w:before="85"/>
+        <w:rPr>
+          <w:rFonts w:ascii="Arial" w:hAnsi="Arial" w:cs="Arial"/>
+        </w:rPr>
+      </w:pPr>
+    </w:p>
+    <w:p>
+      <w:pPr>
+        <w:spacing w:before="85"/>
+        <w:jc w:val="center"/>
+        <w:rPr>
+          <w:rFonts w:ascii="Arial" w:hAnsi="Arial" w:cs="Arial"/>
+        </w:rPr>
+      </w:pPr>
+    </w:p>
+    <w:p>
+      <w:pPr>
+        <w:spacing w:before="85"/>
+        <w:jc w:val="center"/>
+        <w:rPr>
+          <w:rFonts w:ascii="Arial" w:hAnsi="Arial" w:cs="Arial"/>
+        </w:rPr>
+      </w:pPr>
+    </w:p>
+    <w:p>
+      <w:pPr>
+        <w:spacing w:before="85"/>
+        <w:jc w:val="center"/>
+        <w:rPr>
+          <w:rFonts w:ascii="Arial" w:hAnsi="Arial" w:cs="Arial"/>
+        </w:rPr>
+      </w:pPr>
+    </w:p>
+    <w:p>
+      <w:pPr>
+        <w:spacing w:before="85"/>
+        <w:jc w:val="center"/>
+        <w:rPr>
+          <w:rFonts w:ascii="Arial" w:hAnsi="Arial" w:cs="Arial"/>
+        </w:rPr>
+      </w:pPr>
+    </w:p>
+    <w:p>
+      <w:pPr>
+        <w:spacing w:before="85"/>
+        <w:jc w:val="center"/>
+        <w:rPr>
+          <w:rFonts w:ascii="Arial" w:hAnsi="Arial" w:cs="Arial"/>
+        </w:rPr>
+      </w:pPr>
+    </w:p>
     <w:sectPr>
       <w:pgSz w:w="11906" w:h="16838"/>
       <w:pgMar w:top="1417" w:right="1701" w:bottom="1417" w:left="1701" w:header="708" w:footer="708" w:gutter="0"/>
@@ -616,7 +1338,6 @@
   <w:style w:type="character" w:default="1" w:styleId="Fontepargpadro">
     <w:name w:val="Default Paragraph Font"/>
     <w:uiPriority w:val="1"/>
-    <w:semiHidden/>
     <w:unhideWhenUsed/>
   </w:style>
   <w:style w:type="table" w:default="1" w:styleId="Tabelanormal">
@@ -951,6 +1672,26 @@
     <w:rPr>
       <w:color w:val="605E5C"/>
       <w:shd w:val="clear" w:color="auto" w:fill="E1DFDD"/>
+    </w:rPr>
+  </w:style>
+  <w:style w:type="paragraph" w:styleId="CabealhodoSumrio">
+    <w:name w:val="TOC Heading"/>
+    <w:basedOn w:val="Ttulo1"/>
+    <w:next w:val="Normal"/>
+    <w:uiPriority w:val="39"/>
+    <w:unhideWhenUsed/>
+    <w:qFormat/>
+    <w:rsid w:val="00CC7499"/>
+    <w:pPr>
+      <w:spacing w:before="240" w:after="0" w:line="259" w:lineRule="auto"/>
+      <w:outlineLvl w:val="9"/>
+    </w:pPr>
+    <w:rPr>
+      <w:kern w:val="0"/>
+      <w:sz w:val="32"/>
+      <w:szCs w:val="32"/>
+      <w:lang w:eastAsia="pt-BR"/>
+      <w14:ligatures w14:val="none"/>
     </w:rPr>
   </w:style>
 </w:styles>
